--- a/output/docx/es/BUFRCREX_TableB_es_25.docx
+++ b/output/docx/es/BUFRCREX_TableB_es_25.docx
@@ -1977,7 +1977,7 @@
                 <w:b w:val="0"/>
                 <w:sz w:val="16"/>
               </w:rPr>
-              <w:t>Note 56: Las secuencias 3 09 021, 3 09 022 y 3 09 023 no deberían utilizarse porque están obsoletas. En su lugar deberían utilizarse las secuencias 3 09 024, 3 09 025 y 3 09 026 respectivamente.</w:t>
+              <w:t>Note B56: El descriptor 0 25 009 se ha relegado. Utilícese en su lugar el descriptor 0 25 029.</w:t>
             </w:r>
           </w:p>
         </w:tc>
@@ -2938,7 +2938,7 @@
                 <w:b w:val="0"/>
                 <w:sz w:val="16"/>
               </w:rPr>
-              <w:t>Note 15: Los descriptores del 3 03 021 al 3 03 027 no están disponibles en la clave CREX.</w:t>
+              <w:t>Note B15: 0 25 014 gama nominal de entrada 0–2300.</w:t>
             </w:r>
           </w:p>
         </w:tc>
@@ -5643,7 +5643,7 @@
                 <w:b w:val="0"/>
                 <w:sz w:val="16"/>
               </w:rPr>
-              <w:t>Note 56: Las secuencias 3 09 021, 3 09 022 y 3 09 023 no deberían utilizarse porque están obsoletas. En su lugar deberían utilizarse las secuencias 3 09 024, 3 09 025 y 3 09 026 respectivamente.</w:t>
+              <w:t>Note B56: El descriptor 0 25 009 se ha relegado. Utilícese en su lugar el descriptor 0 25 029.</w:t>
             </w:r>
           </w:p>
         </w:tc>
@@ -6220,7 +6220,7 @@
                 <w:b w:val="0"/>
                 <w:sz w:val="16"/>
               </w:rPr>
-              <w:t>Note 131: El significado real de esta cantidad puede obtenerse en el centro de origen de los datos.</w:t>
+              <w:t>Note B131: El significado real de esta cantidad puede obtenerse en el centro de origen de los datos.</w:t>
             </w:r>
           </w:p>
         </w:tc>
@@ -6413,7 +6413,7 @@
                 <w:b w:val="0"/>
                 <w:sz w:val="16"/>
               </w:rPr>
-              <w:t>Note 131: El significado real de esta cantidad puede obtenerse en el centro de origen de los datos.</w:t>
+              <w:t>Note B131: El significado real de esta cantidad puede obtenerse en el centro de origen de los datos.</w:t>
             </w:r>
           </w:p>
         </w:tc>
@@ -6606,7 +6606,7 @@
                 <w:b w:val="0"/>
                 <w:sz w:val="16"/>
               </w:rPr>
-              <w:t>Note 131: El significado real de esta cantidad puede obtenerse en el centro de origen de los datos.</w:t>
+              <w:t>Note B131: El significado real de esta cantidad puede obtenerse en el centro de origen de los datos.</w:t>
             </w:r>
           </w:p>
         </w:tc>
@@ -6799,7 +6799,7 @@
                 <w:b w:val="0"/>
                 <w:sz w:val="16"/>
               </w:rPr>
-              <w:t>Note 34: El desplazamiento de latitud 0 05 015 representa la diferencia de latitud respecto de la latitud del lugar de lanzamiento. El desplazamiento de longitud 0 06 015 representa la diferencia de longitud respecto de la longitud del lugar de lanzamiento.</w:t>
+              <w:t>Note B34: Algunos sensores utilizan una decisión de corriente superior a un umbral mientras que otros miden directamente la desviación de voltaje.</w:t>
             </w:r>
           </w:p>
         </w:tc>
@@ -10640,7 +10640,7 @@
                 <w:b w:val="0"/>
                 <w:sz w:val="16"/>
               </w:rPr>
-              <w:t>Note 131: El significado real de esta cantidad puede obtenerse en el centro de origen de los datos.</w:t>
+              <w:t>Note B131: El significado real de esta cantidad puede obtenerse en el centro de origen de los datos.</w:t>
             </w:r>
           </w:p>
         </w:tc>
@@ -11217,7 +11217,7 @@
                 <w:b w:val="0"/>
                 <w:sz w:val="16"/>
               </w:rPr>
-              <w:t>Note 71: La fecha y hora de lanzamiento se notificarán con el mayor grado de exactitud posible. Si no se dispone de la hora de lanzamiento con una exactitud de un segundo, la entrada para los segundos se fijará en cero.</w:t>
+              <w:t>Note B71: Procesador de emplazamiento del relámpago o identificación de sistema para determinar la ubicación del fenómeno en un sistema de integración múltiple. Normalmente, un valor de 1.</w:t>
             </w:r>
           </w:p>
         </w:tc>
@@ -23568,7 +23568,7 @@
                 <w:b w:val="0"/>
                 <w:sz w:val="16"/>
               </w:rPr>
-              <w:t>Note 57: La señal de llamada del buque o el identificador de la OMM deberían notificarse mediante el descriptor 0 01 011.</w:t>
+              <w:t>Note B57: El descriptor 0 25 143 está destinado a valores numéricos, no dimensionales, que se utilizarán como coeficientes en el procesamiento estadístico o lineal. Cada caso particular de 0 25 143 estará caracterizado mediante un calificador de significación apropiado (por ejemplo 0 08 026).</w:t>
             </w:r>
           </w:p>
         </w:tc>
@@ -26641,7 +26641,7 @@
                 <w:b w:val="0"/>
                 <w:sz w:val="16"/>
               </w:rPr>
-              <w:t>Note 103: Residuo modificado calculado a partir del lugar de los sensores y la relación señal/ruido del relámpago. I.2 – BUFR/CREX Tabla B/25 – 10</w:t>
+              <w:t>Note B103: Residuo modificado calculado a partir del lugar de los sensores y la relación señal/ruido del relámpago. I.2 – BUFR/CREX Tabla B/25 – 10</w:t>
             </w:r>
           </w:p>
         </w:tc>
